--- a/public/2026/seq02/FICHE_S2-A01_OSTAutourDeMoi_4eme.docx
+++ b/public/2026/seq02/FICHE_S2-A01_OSTAutourDeMoi_4eme.docx
@@ -211,32 +211,6 @@
                 <w:szCs w:val="15"/>
               </w:rPr>
               <w:t xml:space="preserve">ACTIVITÉ N°01  ·  S13</w:t>
-            </w:r>
-          </w:p>
-          <w:p>
-            <w:pPr>
-              <w:spacing w:after="0"/>
-            </w:pPr>
-            <w:r>
-              <w:rPr>
-                <w:rFonts w:ascii="Arial" w:cs="Arial" w:eastAsia="Arial" w:hAnsi="Arial"/>
-                <w:sz w:val="14"/>
-                <w:szCs w:val="14"/>
-              </w:rPr>
-              <w:t xml:space="preserve">NOM : ..............................</w:t>
-            </w:r>
-          </w:p>
-          <w:p>
-            <w:pPr>
-              <w:spacing w:after="0"/>
-            </w:pPr>
-            <w:r>
-              <w:rPr>
-                <w:rFonts w:ascii="Arial" w:cs="Arial" w:eastAsia="Arial" w:hAnsi="Arial"/>
-                <w:sz w:val="14"/>
-                <w:szCs w:val="14"/>
-              </w:rPr>
-              <w:t xml:space="preserve">PRÉNOM : .........................</w:t>
             </w:r>
           </w:p>
         </w:tc>
@@ -1204,7 +1178,7 @@
     </w:p>
     <w:p>
       <w:pPr>
-        <w:spacing w:after="48" w:before="50"/>
+        <w:spacing w:after="230" w:before="50"/>
       </w:pPr>
       <w:r>
         <w:rPr>
@@ -1216,7 +1190,7 @@
           <w:sz w:val="24"/>
           <w:szCs w:val="24"/>
         </w:rPr>
-        <w:t xml:space="preserve">L'objet que j'analyse : ..............................................</w:t>
+        <w:t xml:space="preserve">L'objet que j'analyse : ........................................................................................................</w:t>
       </w:r>
     </w:p>
     <w:tbl>
@@ -3244,12 +3218,12 @@
           <w:sz w:val="24"/>
           <w:szCs w:val="24"/>
         </w:rPr>
-        <w:t xml:space="preserve">Un même objet peut être indispensable en tribu et inutile en ville, parce que …</w:t>
+        <w:t xml:space="preserve">Un même objet peut être indispensable en tribu et inutile en ville, parce que …</w:t>
       </w:r>
     </w:p>
     <w:p>
       <w:pPr>
-        <w:spacing w:after="128"/>
+        <w:spacing w:after="240"/>
       </w:pPr>
       <w:r>
         <w:rPr>
@@ -3261,12 +3235,12 @@
           <w:sz w:val="24"/>
           <w:szCs w:val="24"/>
         </w:rPr>
-        <w:t xml:space="preserve">..............................................................................</w:t>
+        <w:t xml:space="preserve">............................................................................................................................................</w:t>
       </w:r>
     </w:p>
     <w:p>
       <w:pPr>
-        <w:spacing w:after="128"/>
+        <w:spacing w:after="240"/>
       </w:pPr>
       <w:r>
         <w:rPr>
@@ -3278,7 +3252,7 @@
           <w:sz w:val="24"/>
           <w:szCs w:val="24"/>
         </w:rPr>
-        <w:t xml:space="preserve">..............................................................................</w:t>
+        <w:t xml:space="preserve">............................................................................................................................................</w:t>
       </w:r>
     </w:p>
     <w:p>

--- a/public/2026/seq02/FICHE_S2-A01_OSTAutourDeMoi_4eme.docx
+++ b/public/2026/seq02/FICHE_S2-A01_OSTAutourDeMoi_4eme.docx
@@ -783,7 +783,7 @@
                 <w:sz w:val="24"/>
                 <w:szCs w:val="24"/>
               </w:rPr>
-              <w:t xml:space="preserve">......................</w:t>
+              <w:t xml:space="preserve">...................................</w:t>
             </w:r>
           </w:p>
         </w:tc>
@@ -820,7 +820,7 @@
                 <w:sz w:val="24"/>
                 <w:szCs w:val="24"/>
               </w:rPr>
-              <w:t xml:space="preserve">................................</w:t>
+              <w:t xml:space="preserve">....................................................</w:t>
             </w:r>
           </w:p>
         </w:tc>
@@ -857,7 +857,7 @@
                 <w:sz w:val="24"/>
                 <w:szCs w:val="24"/>
               </w:rPr>
-              <w:t xml:space="preserve">..........................</w:t>
+              <w:t xml:space="preserve">.........................................</w:t>
             </w:r>
           </w:p>
         </w:tc>
@@ -899,7 +899,7 @@
                 <w:sz w:val="24"/>
                 <w:szCs w:val="24"/>
               </w:rPr>
-              <w:t xml:space="preserve">......................</w:t>
+              <w:t xml:space="preserve">...................................</w:t>
             </w:r>
           </w:p>
         </w:tc>
@@ -936,7 +936,7 @@
                 <w:sz w:val="24"/>
                 <w:szCs w:val="24"/>
               </w:rPr>
-              <w:t xml:space="preserve">................................</w:t>
+              <w:t xml:space="preserve">....................................................</w:t>
             </w:r>
           </w:p>
         </w:tc>
@@ -973,7 +973,7 @@
                 <w:sz w:val="24"/>
                 <w:szCs w:val="24"/>
               </w:rPr>
-              <w:t xml:space="preserve">..........................</w:t>
+              <w:t xml:space="preserve">.........................................</w:t>
             </w:r>
           </w:p>
         </w:tc>
@@ -1013,7 +1013,7 @@
                 <w:sz w:val="24"/>
                 <w:szCs w:val="24"/>
               </w:rPr>
-              <w:t xml:space="preserve">......................</w:t>
+              <w:t xml:space="preserve">...................................</w:t>
             </w:r>
           </w:p>
         </w:tc>
@@ -1048,7 +1048,7 @@
                 <w:sz w:val="24"/>
                 <w:szCs w:val="24"/>
               </w:rPr>
-              <w:t xml:space="preserve">................................</w:t>
+              <w:t xml:space="preserve">....................................................</w:t>
             </w:r>
           </w:p>
         </w:tc>
@@ -1083,7 +1083,7 @@
                 <w:sz w:val="24"/>
                 <w:szCs w:val="24"/>
               </w:rPr>
-              <w:t xml:space="preserve">..........................</w:t>
+              <w:t xml:space="preserve">.........................................</w:t>
             </w:r>
           </w:p>
         </w:tc>
@@ -1556,7 +1556,7 @@
                 <w:sz w:val="24"/>
                 <w:szCs w:val="24"/>
               </w:rPr>
-              <w:t xml:space="preserve">....................................</w:t>
+              <w:t xml:space="preserve">........................................................</w:t>
             </w:r>
           </w:p>
         </w:tc>
@@ -1672,7 +1672,7 @@
                 <w:sz w:val="24"/>
                 <w:szCs w:val="24"/>
               </w:rPr>
-              <w:t xml:space="preserve">....................................</w:t>
+              <w:t xml:space="preserve">........................................................</w:t>
             </w:r>
           </w:p>
         </w:tc>
@@ -1782,7 +1782,7 @@
                 <w:sz w:val="24"/>
                 <w:szCs w:val="24"/>
               </w:rPr>
-              <w:t xml:space="preserve">....................................</w:t>
+              <w:t xml:space="preserve">........................................................</w:t>
             </w:r>
           </w:p>
         </w:tc>
@@ -2199,7 +2199,7 @@
                 <w:sz w:val="24"/>
                 <w:szCs w:val="24"/>
               </w:rPr>
-              <w:t xml:space="preserve">................................</w:t>
+              <w:t xml:space="preserve">..................................................</w:t>
             </w:r>
           </w:p>
         </w:tc>
@@ -2236,7 +2236,7 @@
                 <w:sz w:val="24"/>
                 <w:szCs w:val="24"/>
               </w:rPr>
-              <w:t xml:space="preserve">................................</w:t>
+              <w:t xml:space="preserve">..................................................</w:t>
             </w:r>
           </w:p>
         </w:tc>
@@ -2315,7 +2315,7 @@
                 <w:sz w:val="24"/>
                 <w:szCs w:val="24"/>
               </w:rPr>
-              <w:t xml:space="preserve">................................</w:t>
+              <w:t xml:space="preserve">..................................................</w:t>
             </w:r>
           </w:p>
         </w:tc>
@@ -2352,7 +2352,7 @@
                 <w:sz w:val="24"/>
                 <w:szCs w:val="24"/>
               </w:rPr>
-              <w:t xml:space="preserve">................................</w:t>
+              <w:t xml:space="preserve">..................................................</w:t>
             </w:r>
           </w:p>
         </w:tc>
@@ -2427,7 +2427,7 @@
                 <w:sz w:val="24"/>
                 <w:szCs w:val="24"/>
               </w:rPr>
-              <w:t xml:space="preserve">................................</w:t>
+              <w:t xml:space="preserve">..................................................</w:t>
             </w:r>
           </w:p>
         </w:tc>
@@ -2462,7 +2462,7 @@
                 <w:sz w:val="24"/>
                 <w:szCs w:val="24"/>
               </w:rPr>
-              <w:t xml:space="preserve">................................</w:t>
+              <w:t xml:space="preserve">..................................................</w:t>
             </w:r>
           </w:p>
         </w:tc>
@@ -2896,7 +2896,7 @@
                 <w:sz w:val="24"/>
                 <w:szCs w:val="24"/>
               </w:rPr>
-              <w:t xml:space="preserve">..................</w:t>
+              <w:t xml:space="preserve">...............................</w:t>
             </w:r>
           </w:p>
         </w:tc>
@@ -2933,7 +2933,7 @@
                 <w:sz w:val="24"/>
                 <w:szCs w:val="24"/>
               </w:rPr>
-              <w:t xml:space="preserve">..................</w:t>
+              <w:t xml:space="preserve">...............................</w:t>
             </w:r>
           </w:p>
         </w:tc>
@@ -2970,7 +2970,7 @@
                 <w:sz w:val="24"/>
                 <w:szCs w:val="24"/>
               </w:rPr>
-              <w:t xml:space="preserve">..................</w:t>
+              <w:t xml:space="preserve">...............................</w:t>
             </w:r>
           </w:p>
         </w:tc>
@@ -3007,7 +3007,7 @@
                 <w:sz w:val="24"/>
                 <w:szCs w:val="24"/>
               </w:rPr>
-              <w:t xml:space="preserve">..................</w:t>
+              <w:t xml:space="preserve">...............................</w:t>
             </w:r>
           </w:p>
         </w:tc>
@@ -3047,7 +3047,7 @@
                 <w:sz w:val="24"/>
                 <w:szCs w:val="24"/>
               </w:rPr>
-              <w:t xml:space="preserve">..................</w:t>
+              <w:t xml:space="preserve">...............................</w:t>
             </w:r>
           </w:p>
         </w:tc>
@@ -3082,7 +3082,7 @@
                 <w:sz w:val="24"/>
                 <w:szCs w:val="24"/>
               </w:rPr>
-              <w:t xml:space="preserve">..................</w:t>
+              <w:t xml:space="preserve">...............................</w:t>
             </w:r>
           </w:p>
         </w:tc>
@@ -3117,7 +3117,7 @@
                 <w:sz w:val="24"/>
                 <w:szCs w:val="24"/>
               </w:rPr>
-              <w:t xml:space="preserve">..................</w:t>
+              <w:t xml:space="preserve">...............................</w:t>
             </w:r>
           </w:p>
         </w:tc>
@@ -3152,7 +3152,7 @@
                 <w:sz w:val="24"/>
                 <w:szCs w:val="24"/>
               </w:rPr>
-              <w:t xml:space="preserve">..................</w:t>
+              <w:t xml:space="preserve">...............................</w:t>
             </w:r>
           </w:p>
         </w:tc>

--- a/public/2026/seq02/FICHE_S2-A01_OSTAutourDeMoi_4eme.docx
+++ b/public/2026/seq02/FICHE_S2-A01_OSTAutourDeMoi_4eme.docx
@@ -349,8 +349,37 @@
       <w:pPr>
         <w:keepNext/>
         <w:keepLines/>
+        <w:spacing w:after="60"/>
+      </w:pPr>
+    </w:p>
+    <w:p>
+      <w:pPr>
         <w:spacing w:after="128"/>
       </w:pPr>
+      <w:r>
+        <w:rPr>
+          <w:rFonts w:ascii="Arial" w:cs="Arial" w:eastAsia="Arial" w:hAnsi="Arial"/>
+          <w:b/>
+          <w:bCs/>
+          <w:i w:val="false"/>
+          <w:iCs w:val="false"/>
+          <w:sz w:val="24"/>
+          <w:szCs w:val="24"/>
+        </w:rPr>
+        <w:t xml:space="preserve">OBJECTIF — </w:t>
+      </w:r>
+      <w:r>
+        <w:rPr>
+          <w:rFonts w:ascii="Arial" w:cs="Arial" w:eastAsia="Arial" w:hAnsi="Arial"/>
+          <w:b w:val="false"/>
+          <w:bCs w:val="false"/>
+          <w:i w:val="false"/>
+          <w:iCs w:val="false"/>
+          <w:sz w:val="24"/>
+          <w:szCs w:val="24"/>
+        </w:rPr>
+        <w:t xml:space="preserve">Tu sauras repérer les contraintes et les flux matière, énergie, information d'un objet.</w:t>
+      </w:r>
     </w:p>
     <w:tbl>
       <w:tblPr>

--- a/public/2026/seq02/FICHE_S2-A01_OSTAutourDeMoi_4eme.docx
+++ b/public/2026/seq02/FICHE_S2-A01_OSTAutourDeMoi_4eme.docx
@@ -477,6 +477,40 @@
         </w:tc>
       </w:tr>
     </w:tbl>
+    <w:p>
+      <w:pPr>
+        <w:spacing w:after="60" w:before="96"/>
+      </w:pPr>
+      <w:r>
+        <w:rPr>
+          <w:rFonts w:ascii="Arial" w:cs="Arial" w:eastAsia="Arial" w:hAnsi="Arial"/>
+          <w:b w:val="false"/>
+          <w:bCs w:val="false"/>
+          <w:i/>
+          <w:iCs/>
+          <w:sz w:val="22"/>
+          <w:szCs w:val="22"/>
+        </w:rPr>
+        <w:t xml:space="preserve">D'APRÈS TOI ? Réponds AVANT de commencer, même sans être sûr. Ça ne se note pas.</w:t>
+      </w:r>
+    </w:p>
+    <w:p>
+      <w:pPr>
+        <w:spacing w:after="240"/>
+      </w:pPr>
+      <w:r>
+        <w:rPr>
+          <w:rFonts w:ascii="Arial" w:cs="Arial" w:eastAsia="Arial" w:hAnsi="Arial"/>
+          <w:b w:val="false"/>
+          <w:bCs w:val="false"/>
+          <w:i w:val="false"/>
+          <w:iCs w:val="false"/>
+          <w:sz w:val="24"/>
+          <w:szCs w:val="24"/>
+        </w:rPr>
+        <w:t xml:space="preserve">............................................................................................................................................</w:t>
+      </w:r>
+    </w:p>
     <w:p>
       <w:pPr>
         <w:keepNext/>
